--- a/pr-preview/pr-393/linear-algebra-inner-products.docx
+++ b/pr-preview/pr-393/linear-algebra-inner-products.docx
@@ -15,7 +15,7 @@
         <w:pStyle w:val="Date"/>
       </w:pPr>
       <w:r>
-        <w:t xml:space="preserve">Last modified: 2026-10-18 16:47:31 (PDT)</w:t>
+        <w:t xml:space="preserve">Last modified: 2026-10-19 00:03:01 (PDT)</w:t>
       </w:r>
     </w:p>
     <w:bookmarkStart w:id="24" w:name="sec-inner-products"/>

--- a/pr-preview/pr-393/linear-algebra-inner-products.docx
+++ b/pr-preview/pr-393/linear-algebra-inner-products.docx
@@ -15,7 +15,7 @@
         <w:pStyle w:val="Date"/>
       </w:pPr>
       <w:r>
-        <w:t xml:space="preserve">Last modified: 2026-10-19 00:03:01 (PDT)</w:t>
+        <w:t xml:space="preserve">Last modified: 2026-10-19 01:00:16 (PDT)</w:t>
       </w:r>
     </w:p>
     <w:bookmarkStart w:id="24" w:name="sec-inner-products"/>
@@ -15890,13 +15890,13 @@
         <w:t xml:space="preserve">$\sum_{j=1}^{k} c_j \mathord{\smash[b]{\underset{\raise.3ex\hbox{$\scriptstyle\sim$}}{q}}\vphantom{q}}_j = \mathord{\smash[b]{\underset{\raise.3ex\hbox{$\scriptstyle\sim$}}{0}}\vphantom{0}}$</w:t>
       </w:r>
       <w:r>
-        <w:t xml:space="preserve">,</w:t>
-      </w:r>
-      <w:r>
-        <w:t xml:space="preserve"> </w:t>
-      </w:r>
-      <w:r>
-        <w:t xml:space="preserve">and fix any</w:t>
+        <w:t xml:space="preserve">.</w:t>
+      </w:r>
+      <w:r>
+        <w:t xml:space="preserve"> </w:t>
+      </w:r>
+      <w:r>
+        <w:t xml:space="preserve">Take any</w:t>
       </w:r>
       <w:r>
         <w:t xml:space="preserve"> </w:t>
@@ -15905,37 +15905,61 @@
         <m:r>
           <m:t>i</m:t>
         </m:r>
-      </m:oMath>
-      <w:r>
-        <w:t xml:space="preserve"> </w:t>
-      </w:r>
-      <w:r>
-        <w:t xml:space="preserve">between</w:t>
-      </w:r>
-      <w:r>
-        <w:t xml:space="preserve"> </w:t>
-      </w:r>
-      <m:oMath>
-        <m:r>
-          <m:t>1</m:t>
-        </m:r>
-      </m:oMath>
-      <w:r>
-        <w:t xml:space="preserve"> </w:t>
-      </w:r>
-      <w:r>
-        <w:t xml:space="preserve">and</w:t>
-      </w:r>
-      <w:r>
-        <w:t xml:space="preserve"> </w:t>
-      </w:r>
-      <m:oMath>
-        <m:r>
-          <m:t>k</m:t>
-        </m:r>
-      </m:oMath>
-      <w:r>
-        <w:t xml:space="preserve">. Then</w:t>
+        <m:r>
+          <m:rPr>
+            <m:sty m:val="p"/>
+          </m:rPr>
+          <m:t>∈</m:t>
+        </m:r>
+        <m:r>
+          <m:t>​</m:t>
+        </m:r>
+        <m:d>
+          <m:dPr>
+            <m:begChr m:val="{"/>
+            <m:sepChr m:val=""/>
+            <m:endChr m:val="}"/>
+            <m:grow/>
+          </m:dPr>
+          <m:e>
+            <m:r>
+              <m:t>1</m:t>
+            </m:r>
+            <m:r>
+              <m:rPr>
+                <m:sty m:val="p"/>
+              </m:rPr>
+              <m:t>,</m:t>
+            </m:r>
+            <m:r>
+              <m:rPr>
+                <m:sty m:val="p"/>
+              </m:rPr>
+              <m:t>…</m:t>
+            </m:r>
+            <m:r>
+              <m:rPr>
+                <m:sty m:val="p"/>
+              </m:rPr>
+              <m:t>,</m:t>
+            </m:r>
+            <m:r>
+              <m:t>k</m:t>
+            </m:r>
+          </m:e>
+        </m:d>
+        <m:r>
+          <m:t>​</m:t>
+        </m:r>
+      </m:oMath>
+      <w:r>
+        <w:t xml:space="preserve">.</w:t>
+      </w:r>
+      <w:r>
+        <w:t xml:space="preserve"> </w:t>
+      </w:r>
+      <w:r>
+        <w:t xml:space="preserve">Then</w:t>
       </w:r>
     </w:p>
     <w:p>
